--- a/Part_1/Part1_11/1_11.docx
+++ b/Part_1/Part1_11/1_11.docx
@@ -59,6 +59,7 @@
                                 <w:lang w:val="en-US"/>
                               </w:rPr>
                             </w:pPr>
+                            <w:proofErr w:type="spellStart"/>
                             <w:r>
                               <w:rPr>
                                 <w:b/>
@@ -68,7 +69,19 @@
                                 <w:szCs w:val="52"/>
                                 <w:lang w:val="en-US"/>
                               </w:rPr>
-                              <w:t>DecOps with Docker</w:t>
+                              <w:t>DecOps</w:t>
+                            </w:r>
+                            <w:proofErr w:type="spellEnd"/>
+                            <w:r>
+                              <w:rPr>
+                                <w:b/>
+                                <w:bCs/>
+                                <w:color w:val="FFFFFF" w:themeColor="background1"/>
+                                <w:sz w:val="52"/>
+                                <w:szCs w:val="52"/>
+                                <w:lang w:val="en-US"/>
+                              </w:rPr>
+                              <w:t xml:space="preserve"> with Docker</w:t>
                             </w:r>
                           </w:p>
                           <w:p>
@@ -134,6 +147,7 @@
                           <w:lang w:val="en-US"/>
                         </w:rPr>
                       </w:pPr>
+                      <w:proofErr w:type="spellStart"/>
                       <w:r>
                         <w:rPr>
                           <w:b/>
@@ -143,7 +157,19 @@
                           <w:szCs w:val="52"/>
                           <w:lang w:val="en-US"/>
                         </w:rPr>
-                        <w:t>DecOps with Docker</w:t>
+                        <w:t>DecOps</w:t>
+                      </w:r>
+                      <w:proofErr w:type="spellEnd"/>
+                      <w:r>
+                        <w:rPr>
+                          <w:b/>
+                          <w:bCs/>
+                          <w:color w:val="FFFFFF" w:themeColor="background1"/>
+                          <w:sz w:val="52"/>
+                          <w:szCs w:val="52"/>
+                          <w:lang w:val="en-US"/>
+                        </w:rPr>
+                        <w:t xml:space="preserve"> with Docker</w:t>
                       </w:r>
                     </w:p>
                     <w:p>
@@ -782,346 +808,6 @@
           <w:lang w:val="en-US"/>
         </w:rPr>
       </w:pPr>
-      <w:r>
-        <w:rPr>
-          <w:lang w:val="en-US"/>
-        </w:rPr>
-        <w:t>I’m running docker on windows, so a big problem was that the mvwm</w:t>
-      </w:r>
-      <w:r>
-        <w:rPr>
-          <w:lang w:val="en-US"/>
-        </w:rPr>
-        <w:t xml:space="preserve"> file </w:t>
-      </w:r>
-      <w:r>
-        <w:rPr>
-          <w:lang w:val="en-US"/>
-        </w:rPr>
-        <w:t xml:space="preserve">was saved </w:t>
-      </w:r>
-      <w:r>
-        <w:rPr>
-          <w:lang w:val="en-US"/>
-        </w:rPr>
-        <w:t>on Windows, with </w:t>
-      </w:r>
-      <w:r>
-        <w:rPr>
-          <w:b/>
-          <w:bCs/>
-          <w:lang w:val="en-US"/>
-        </w:rPr>
-        <w:t>CR LF</w:t>
-      </w:r>
-      <w:r>
-        <w:rPr>
-          <w:lang w:val="en-US"/>
-        </w:rPr>
-        <w:t> as the line ending (\r\n).</w:t>
-      </w:r>
-      <w:r>
-        <w:rPr>
-          <w:lang w:val="en-US"/>
-        </w:rPr>
-        <w:t xml:space="preserve"> </w:t>
-      </w:r>
-      <w:r>
-        <w:rPr>
-          <w:b/>
-          <w:bCs/>
-          <w:lang w:val="en-US"/>
-        </w:rPr>
-        <w:t>Please add this to the exercise description</w:t>
-      </w:r>
-      <w:r>
-        <w:rPr>
-          <w:lang w:val="en-US"/>
-        </w:rPr>
-        <w:t>.</w:t>
-      </w:r>
-    </w:p>
-    <w:p>
-      <w:pPr>
-        <w:jc w:val="both"/>
-        <w:rPr>
-          <w:lang w:val="en-US"/>
-        </w:rPr>
-      </w:pPr>
-      <w:r>
-        <w:rPr>
-          <w:lang w:val="en-US"/>
-        </w:rPr>
-        <w:t>To fix this I added:</w:t>
-      </w:r>
-    </w:p>
-    <w:p>
-      <w:pPr>
-        <w:jc w:val="both"/>
-        <w:rPr>
-          <w:b/>
-          <w:bCs/>
-          <w:lang w:val="en-US"/>
-        </w:rPr>
-      </w:pPr>
-      <w:r>
-        <w:rPr>
-          <w:lang w:val="en-US"/>
-        </w:rPr>
-        <w:t xml:space="preserve"> </w:t>
-      </w:r>
-      <w:r>
-        <w:rPr>
-          <w:b/>
-          <w:bCs/>
-          <w:lang w:val="en-US"/>
-        </w:rPr>
-        <w:t>RUN sed -i -e 's/\r$//' mvnw</w:t>
-      </w:r>
-      <w:r>
-        <w:rPr>
-          <w:b/>
-          <w:bCs/>
-          <w:lang w:val="en-US"/>
-        </w:rPr>
-        <w:t xml:space="preserve"> </w:t>
-      </w:r>
-    </w:p>
-    <w:p>
-      <w:pPr>
-        <w:jc w:val="both"/>
-        <w:rPr>
-          <w:b/>
-          <w:bCs/>
-          <w:lang w:val="en-US"/>
-        </w:rPr>
-      </w:pPr>
-      <w:r>
-        <w:rPr>
-          <w:lang w:val="en-US"/>
-        </w:rPr>
-        <w:t>to the docker file</w:t>
-      </w:r>
-      <w:r>
-        <w:rPr>
-          <w:b/>
-          <w:bCs/>
-          <w:lang w:val="en-US"/>
-        </w:rPr>
-        <w:t>.</w:t>
-      </w:r>
-    </w:p>
-    <w:p>
-      <w:pPr>
-        <w:jc w:val="both"/>
-        <w:rPr>
-          <w:b/>
-          <w:bCs/>
-          <w:lang w:val="en-US"/>
-        </w:rPr>
-      </w:pPr>
-    </w:p>
-    <w:p>
-      <w:pPr>
-        <w:jc w:val="both"/>
-        <w:rPr>
-          <w:lang w:val="en-US"/>
-        </w:rPr>
-      </w:pPr>
-      <w:r>
-        <w:rPr>
-          <w:lang w:val="en-US"/>
-        </w:rPr>
-        <w:t xml:space="preserve">After that </w:t>
-      </w:r>
-      <w:r>
-        <w:rPr>
-          <w:lang w:val="en-US"/>
-        </w:rPr>
-        <w:t xml:space="preserve">I run </w:t>
-      </w:r>
-      <w:r>
-        <w:rPr>
-          <w:b/>
-          <w:bCs/>
-          <w:lang w:val="en-US"/>
-        </w:rPr>
-        <w:t>docker build . -t spring-project</w:t>
-      </w:r>
-      <w:r>
-        <w:rPr>
-          <w:lang w:val="en-US"/>
-        </w:rPr>
-        <w:t>, followed by</w:t>
-      </w:r>
-      <w:r>
-        <w:rPr>
-          <w:lang w:val="en-US"/>
-        </w:rPr>
-        <w:t xml:space="preserve"> </w:t>
-      </w:r>
-      <w:r>
-        <w:rPr>
-          <w:b/>
-          <w:bCs/>
-          <w:lang w:val="en-US"/>
-        </w:rPr>
-        <w:t>docker run -p 8080:8080 spring-project</w:t>
-      </w:r>
-      <w:r>
-        <w:rPr>
-          <w:lang w:val="en-US"/>
-        </w:rPr>
-        <w:t xml:space="preserve"> to run the project</w:t>
-      </w:r>
-      <w:r>
-        <w:rPr>
-          <w:lang w:val="en-US"/>
-        </w:rPr>
-        <w:t>.</w:t>
-      </w:r>
-    </w:p>
-    <w:p>
-      <w:pPr>
-        <w:jc w:val="both"/>
-        <w:rPr>
-          <w:lang w:val="en-US"/>
-        </w:rPr>
-      </w:pPr>
-      <w:r>
-        <w:rPr>
-          <w:lang w:val="en-US"/>
-        </w:rPr>
-        <w:drawing>
-          <wp:inline distT="0" distB="0" distL="0" distR="0" wp14:anchorId="081D1D3F" wp14:editId="7CC91DF9">
-            <wp:extent cx="5731510" cy="412115"/>
-            <wp:effectExtent l="0" t="0" r="2540" b="6985"/>
-            <wp:docPr id="852514433" name="Picture 1"/>
-            <wp:cNvGraphicFramePr>
-              <a:graphicFrameLocks xmlns:a="http://schemas.openxmlformats.org/drawingml/2006/main" noChangeAspect="1"/>
-            </wp:cNvGraphicFramePr>
-            <a:graphic xmlns:a="http://schemas.openxmlformats.org/drawingml/2006/main">
-              <a:graphicData uri="http://schemas.openxmlformats.org/drawingml/2006/picture">
-                <pic:pic xmlns:pic="http://schemas.openxmlformats.org/drawingml/2006/picture">
-                  <pic:nvPicPr>
-                    <pic:cNvPr id="852514433" name=""/>
-                    <pic:cNvPicPr/>
-                  </pic:nvPicPr>
-                  <pic:blipFill>
-                    <a:blip r:embed="rId8"/>
-                    <a:stretch>
-                      <a:fillRect/>
-                    </a:stretch>
-                  </pic:blipFill>
-                  <pic:spPr>
-                    <a:xfrm>
-                      <a:off x="0" y="0"/>
-                      <a:ext cx="5731510" cy="412115"/>
-                    </a:xfrm>
-                    <a:prstGeom prst="rect">
-                      <a:avLst/>
-                    </a:prstGeom>
-                  </pic:spPr>
-                </pic:pic>
-              </a:graphicData>
-            </a:graphic>
-          </wp:inline>
-        </w:drawing>
-      </w:r>
-    </w:p>
-    <w:p>
-      <w:pPr>
-        <w:jc w:val="both"/>
-        <w:rPr>
-          <w:lang w:val="en-US"/>
-        </w:rPr>
-      </w:pPr>
-      <w:r>
-        <w:rPr>
-          <w:lang w:val="en-US"/>
-        </w:rPr>
-        <w:t>We can see the result in the browser:</w:t>
-      </w:r>
-    </w:p>
-    <w:p>
-      <w:pPr>
-        <w:jc w:val="both"/>
-        <w:rPr>
-          <w:lang w:val="en-US"/>
-        </w:rPr>
-      </w:pPr>
-      <w:r>
-        <w:rPr>
-          <w:lang w:val="en-US"/>
-        </w:rPr>
-        <w:drawing>
-          <wp:inline distT="0" distB="0" distL="0" distR="0" wp14:anchorId="147552F9" wp14:editId="6C82B6DF">
-            <wp:extent cx="5731510" cy="1021080"/>
-            <wp:effectExtent l="0" t="0" r="2540" b="7620"/>
-            <wp:docPr id="237034863" name="Picture 1"/>
-            <wp:cNvGraphicFramePr>
-              <a:graphicFrameLocks xmlns:a="http://schemas.openxmlformats.org/drawingml/2006/main" noChangeAspect="1"/>
-            </wp:cNvGraphicFramePr>
-            <a:graphic xmlns:a="http://schemas.openxmlformats.org/drawingml/2006/main">
-              <a:graphicData uri="http://schemas.openxmlformats.org/drawingml/2006/picture">
-                <pic:pic xmlns:pic="http://schemas.openxmlformats.org/drawingml/2006/picture">
-                  <pic:nvPicPr>
-                    <pic:cNvPr id="237034863" name=""/>
-                    <pic:cNvPicPr/>
-                  </pic:nvPicPr>
-                  <pic:blipFill>
-                    <a:blip r:embed="rId9"/>
-                    <a:stretch>
-                      <a:fillRect/>
-                    </a:stretch>
-                  </pic:blipFill>
-                  <pic:spPr>
-                    <a:xfrm>
-                      <a:off x="0" y="0"/>
-                      <a:ext cx="5731510" cy="1021080"/>
-                    </a:xfrm>
-                    <a:prstGeom prst="rect">
-                      <a:avLst/>
-                    </a:prstGeom>
-                  </pic:spPr>
-                </pic:pic>
-              </a:graphicData>
-            </a:graphic>
-          </wp:inline>
-        </w:drawing>
-      </w:r>
-    </w:p>
-    <w:p>
-      <w:pPr>
-        <w:jc w:val="both"/>
-        <w:rPr>
-          <w:lang w:val="en-US"/>
-        </w:rPr>
-      </w:pPr>
-    </w:p>
-    <w:p>
-      <w:pPr>
-        <w:pStyle w:val="Heading1"/>
-        <w:rPr>
-          <w:lang w:val="en-US"/>
-        </w:rPr>
-      </w:pPr>
-    </w:p>
-    <w:p>
-      <w:pPr>
-        <w:pStyle w:val="Heading1"/>
-        <w:rPr>
-          <w:lang w:val="en-US"/>
-        </w:rPr>
-      </w:pPr>
-    </w:p>
-    <w:p>
-      <w:pPr>
-        <w:pStyle w:val="Heading1"/>
-        <w:rPr>
-          <w:lang w:val="en-US"/>
-        </w:rPr>
-      </w:pPr>
     </w:p>
     <w:p>
       <w:pPr>
@@ -1215,7 +901,7 @@
                     <pic:cNvPicPr/>
                   </pic:nvPicPr>
                   <pic:blipFill rotWithShape="1">
-                    <a:blip r:embed="rId10">
+                    <a:blip r:embed="rId8">
                       <a:extLst>
                         <a:ext uri="{28A0092B-C50C-407E-A947-70E740481C1C}">
                           <a14:useLocalDpi xmlns:a14="http://schemas.microsoft.com/office/drawing/2010/main" val="0"/>
@@ -1254,14 +940,6 @@
           </wp:anchor>
         </w:drawing>
       </w:r>
-    </w:p>
-    <w:p>
-      <w:pPr>
-        <w:pStyle w:val="Heading1"/>
-        <w:rPr>
-          <w:lang w:val="en-US"/>
-        </w:rPr>
-      </w:pPr>
     </w:p>
     <w:p>
       <w:pPr>
@@ -1512,17 +1190,62 @@
           <w:lang w:val="en-US"/>
         </w:rPr>
       </w:pPr>
-      <w:r>
-        <w:rPr>
-          <w:lang w:val="en-US"/>
-        </w:rPr>
-        <w:t xml:space="preserve">After running with problems with git bash, I run </w:t>
-      </w:r>
-      <w:r>
-        <w:rPr>
-          <w:lang w:val="en-US"/>
-        </w:rPr>
-        <w:t xml:space="preserve">-v </w:t>
+    </w:p>
+    <w:p>
+      <w:pPr>
+        <w:ind w:left="720"/>
+        <w:rPr>
+          <w:lang w:val="en-US"/>
+        </w:rPr>
+      </w:pPr>
+    </w:p>
+    <w:p>
+      <w:pPr>
+        <w:ind w:left="720"/>
+        <w:rPr>
+          <w:lang w:val="en-US"/>
+        </w:rPr>
+      </w:pPr>
+    </w:p>
+    <w:p>
+      <w:pPr>
+        <w:jc w:val="both"/>
+        <w:rPr>
+          <w:lang w:val="en-US"/>
+        </w:rPr>
+      </w:pPr>
+      <w:r>
+        <w:rPr>
+          <w:lang w:val="en-US"/>
+        </w:rPr>
+        <w:lastRenderedPageBreak/>
+        <w:t xml:space="preserve">I’m running docker on windows, so a big problem was that the </w:t>
+      </w:r>
+      <w:proofErr w:type="spellStart"/>
+      <w:r>
+        <w:rPr>
+          <w:lang w:val="en-US"/>
+        </w:rPr>
+        <w:t>mvwm</w:t>
+      </w:r>
+      <w:proofErr w:type="spellEnd"/>
+      <w:r>
+        <w:rPr>
+          <w:lang w:val="en-US"/>
+        </w:rPr>
+        <w:t xml:space="preserve"> file </w:t>
+      </w:r>
+      <w:r>
+        <w:rPr>
+          <w:lang w:val="en-US"/>
+        </w:rPr>
+        <w:t xml:space="preserve">was saved </w:t>
+      </w:r>
+      <w:r>
+        <w:rPr>
+          <w:lang w:val="en-US"/>
+        </w:rPr>
+        <w:t>on Windows, with </w:t>
       </w:r>
       <w:r>
         <w:rPr>
@@ -1530,7 +1253,19 @@
           <w:bCs/>
           <w:lang w:val="en-US"/>
         </w:rPr>
-        <w:t>"$(pwd)/text.log:/usr/src/app/text.log"</w:t>
+        <w:t>CR LF</w:t>
+      </w:r>
+      <w:r>
+        <w:rPr>
+          <w:lang w:val="en-US"/>
+        </w:rPr>
+        <w:t> as the line ending (\r\n).</w:t>
+      </w:r>
+      <w:r>
+        <w:rPr>
+          <w:lang w:val="en-US"/>
+        </w:rPr>
+        <w:t xml:space="preserve"> </w:t>
       </w:r>
       <w:r>
         <w:rPr>
@@ -1538,39 +1273,43 @@
           <w:bCs/>
           <w:lang w:val="en-US"/>
         </w:rPr>
-        <w:t xml:space="preserve"> </w:t>
-      </w:r>
-      <w:r>
-        <w:rPr>
-          <w:lang w:val="en-US"/>
-        </w:rPr>
-        <w:t>in</w:t>
-      </w:r>
-      <w:r>
-        <w:rPr>
-          <w:lang w:val="en-US"/>
-        </w:rPr>
-        <w:t xml:space="preserve"> PowerShell, this command writes the </w:t>
-      </w:r>
-      <w:r>
+        <w:t>Please add this to the exercise description</w:t>
+      </w:r>
+      <w:r>
+        <w:rPr>
+          <w:lang w:val="en-US"/>
+        </w:rPr>
+        <w:t>.</w:t>
+      </w:r>
+    </w:p>
+    <w:p>
+      <w:pPr>
+        <w:jc w:val="both"/>
+        <w:rPr>
+          <w:lang w:val="en-US"/>
+        </w:rPr>
+      </w:pPr>
+      <w:r>
+        <w:rPr>
+          <w:lang w:val="en-US"/>
+        </w:rPr>
+        <w:t>To fix this I added:</w:t>
+      </w:r>
+    </w:p>
+    <w:p>
+      <w:pPr>
+        <w:jc w:val="both"/>
         <w:rPr>
           <w:b/>
           <w:bCs/>
           <w:lang w:val="en-US"/>
         </w:rPr>
-        <w:t>/usr/src/app/text.log</w:t>
-      </w:r>
-      <w:r>
-        <w:rPr>
-          <w:lang w:val="en-US"/>
-        </w:rPr>
-        <w:t xml:space="preserve"> content</w:t>
-      </w:r>
-      <w:r>
-        <w:rPr>
-          <w:lang w:val="en-US"/>
-        </w:rPr>
-        <w:t xml:space="preserve"> to our machines </w:t>
+      </w:pPr>
+      <w:r>
+        <w:rPr>
+          <w:lang w:val="en-US"/>
+        </w:rPr>
+        <w:t xml:space="preserve"> </w:t>
       </w:r>
       <w:r>
         <w:rPr>
@@ -1578,40 +1317,160 @@
           <w:bCs/>
           <w:lang w:val="en-US"/>
         </w:rPr>
-        <w:t>text.log</w:t>
-      </w:r>
+        <w:t>RUN sed -</w:t>
+      </w:r>
+      <w:proofErr w:type="spellStart"/>
       <w:r>
         <w:rPr>
           <w:b/>
           <w:bCs/>
           <w:lang w:val="en-US"/>
         </w:rPr>
+        <w:t>i</w:t>
+      </w:r>
+      <w:proofErr w:type="spellEnd"/>
+      <w:r>
+        <w:rPr>
+          <w:b/>
+          <w:bCs/>
+          <w:lang w:val="en-US"/>
+        </w:rPr>
+        <w:t xml:space="preserve"> -e 's/\r$//' </w:t>
+      </w:r>
+      <w:proofErr w:type="spellStart"/>
+      <w:r>
+        <w:rPr>
+          <w:b/>
+          <w:bCs/>
+          <w:lang w:val="en-US"/>
+        </w:rPr>
+        <w:t>mvnw</w:t>
+      </w:r>
+      <w:proofErr w:type="spellEnd"/>
+      <w:r>
+        <w:rPr>
+          <w:b/>
+          <w:bCs/>
+          <w:lang w:val="en-US"/>
+        </w:rPr>
         <w:t xml:space="preserve"> </w:t>
       </w:r>
-      <w:r>
-        <w:rPr>
-          <w:lang w:val="en-US"/>
-        </w:rPr>
-        <w:t>file of my working directory</w:t>
-      </w:r>
-      <w:r>
-        <w:rPr>
-          <w:lang w:val="en-US"/>
-        </w:rPr>
-        <w:t>:</w:t>
-      </w:r>
-    </w:p>
-    <w:p>
-      <w:pPr>
-        <w:ind w:left="720"/>
-        <w:rPr>
-          <w:lang w:val="en-US"/>
-        </w:rPr>
-      </w:pPr>
-    </w:p>
-    <w:p>
-      <w:pPr>
-        <w:ind w:left="720"/>
+    </w:p>
+    <w:p>
+      <w:pPr>
+        <w:jc w:val="both"/>
+        <w:rPr>
+          <w:b/>
+          <w:bCs/>
+          <w:lang w:val="en-US"/>
+        </w:rPr>
+      </w:pPr>
+      <w:r>
+        <w:rPr>
+          <w:lang w:val="en-US"/>
+        </w:rPr>
+        <w:t>to the docker file</w:t>
+      </w:r>
+      <w:r>
+        <w:rPr>
+          <w:b/>
+          <w:bCs/>
+          <w:lang w:val="en-US"/>
+        </w:rPr>
+        <w:t>.</w:t>
+      </w:r>
+    </w:p>
+    <w:p>
+      <w:pPr>
+        <w:jc w:val="both"/>
+        <w:rPr>
+          <w:b/>
+          <w:bCs/>
+          <w:lang w:val="en-US"/>
+        </w:rPr>
+      </w:pPr>
+    </w:p>
+    <w:p>
+      <w:pPr>
+        <w:jc w:val="both"/>
+        <w:rPr>
+          <w:lang w:val="en-US"/>
+        </w:rPr>
+      </w:pPr>
+      <w:r>
+        <w:rPr>
+          <w:lang w:val="en-US"/>
+        </w:rPr>
+        <w:t xml:space="preserve">After that </w:t>
+      </w:r>
+      <w:r>
+        <w:rPr>
+          <w:lang w:val="en-US"/>
+        </w:rPr>
+        <w:t xml:space="preserve">I run </w:t>
+      </w:r>
+      <w:r>
+        <w:rPr>
+          <w:b/>
+          <w:bCs/>
+          <w:lang w:val="en-US"/>
+        </w:rPr>
+        <w:t xml:space="preserve">docker </w:t>
+      </w:r>
+      <w:proofErr w:type="gramStart"/>
+      <w:r>
+        <w:rPr>
+          <w:b/>
+          <w:bCs/>
+          <w:lang w:val="en-US"/>
+        </w:rPr>
+        <w:t>build .</w:t>
+      </w:r>
+      <w:proofErr w:type="gramEnd"/>
+      <w:r>
+        <w:rPr>
+          <w:b/>
+          <w:bCs/>
+          <w:lang w:val="en-US"/>
+        </w:rPr>
+        <w:t xml:space="preserve"> -t spring-project</w:t>
+      </w:r>
+      <w:r>
+        <w:rPr>
+          <w:lang w:val="en-US"/>
+        </w:rPr>
+        <w:t>, followed by</w:t>
+      </w:r>
+      <w:r>
+        <w:rPr>
+          <w:lang w:val="en-US"/>
+        </w:rPr>
+        <w:t xml:space="preserve"> </w:t>
+      </w:r>
+      <w:r>
+        <w:rPr>
+          <w:b/>
+          <w:bCs/>
+          <w:lang w:val="en-US"/>
+        </w:rPr>
+        <w:t>docker run -p 8080:8080 spring-project</w:t>
+      </w:r>
+      <w:r>
+        <w:rPr>
+          <w:lang w:val="en-US"/>
+        </w:rPr>
+        <w:t xml:space="preserve"> to run the project</w:t>
+      </w:r>
+      <w:r>
+        <w:rPr>
+          <w:lang w:val="en-US"/>
+        </w:rPr>
+        <w:t>.</w:t>
+      </w:r>
+    </w:p>
+    <w:p>
+      <w:pPr>
+        <w:jc w:val="both"/>
         <w:rPr>
           <w:lang w:val="en-US"/>
         </w:rPr>
@@ -1619,13 +1478,13 @@
       <w:r>
         <w:rPr>
           <w:noProof/>
-        </w:rPr>
-        <w:lastRenderedPageBreak/>
+          <w:lang w:val="en-US"/>
+        </w:rPr>
         <w:drawing>
-          <wp:inline distT="0" distB="0" distL="0" distR="0" wp14:anchorId="1AE8C314" wp14:editId="6114E2F7">
-            <wp:extent cx="5731510" cy="3171190"/>
-            <wp:effectExtent l="0" t="0" r="2540" b="0"/>
-            <wp:docPr id="634833469" name="Picture 9"/>
+          <wp:inline distT="0" distB="0" distL="0" distR="0" wp14:anchorId="42201DE3" wp14:editId="652773AA">
+            <wp:extent cx="5731510" cy="412115"/>
+            <wp:effectExtent l="0" t="0" r="2540" b="6985"/>
+            <wp:docPr id="852514433" name="Picture 1"/>
             <wp:cNvGraphicFramePr>
               <a:graphicFrameLocks xmlns:a="http://schemas.openxmlformats.org/drawingml/2006/main" noChangeAspect="1"/>
             </wp:cNvGraphicFramePr>
@@ -1633,36 +1492,23 @@
               <a:graphicData uri="http://schemas.openxmlformats.org/drawingml/2006/picture">
                 <pic:pic xmlns:pic="http://schemas.openxmlformats.org/drawingml/2006/picture">
                   <pic:nvPicPr>
-                    <pic:cNvPr id="0" name="Picture 1"/>
-                    <pic:cNvPicPr>
-                      <a:picLocks noChangeAspect="1" noChangeArrowheads="1"/>
-                    </pic:cNvPicPr>
+                    <pic:cNvPr id="852514433" name=""/>
+                    <pic:cNvPicPr/>
                   </pic:nvPicPr>
                   <pic:blipFill>
-                    <a:blip r:embed="rId11" cstate="print">
-                      <a:extLst>
-                        <a:ext uri="{28A0092B-C50C-407E-A947-70E740481C1C}">
-                          <a14:useLocalDpi xmlns:a14="http://schemas.microsoft.com/office/drawing/2010/main" val="0"/>
-                        </a:ext>
-                      </a:extLst>
-                    </a:blip>
-                    <a:srcRect/>
+                    <a:blip r:embed="rId9"/>
                     <a:stretch>
                       <a:fillRect/>
                     </a:stretch>
                   </pic:blipFill>
-                  <pic:spPr bwMode="auto">
+                  <pic:spPr>
                     <a:xfrm>
                       <a:off x="0" y="0"/>
-                      <a:ext cx="5731510" cy="3171190"/>
+                      <a:ext cx="5731510" cy="412115"/>
                     </a:xfrm>
                     <a:prstGeom prst="rect">
                       <a:avLst/>
                     </a:prstGeom>
-                    <a:noFill/>
-                    <a:ln>
-                      <a:noFill/>
-                    </a:ln>
                   </pic:spPr>
                 </pic:pic>
               </a:graphicData>
@@ -1670,6 +1516,77 @@
           </wp:inline>
         </w:drawing>
       </w:r>
+    </w:p>
+    <w:p>
+      <w:pPr>
+        <w:jc w:val="both"/>
+        <w:rPr>
+          <w:lang w:val="en-US"/>
+        </w:rPr>
+      </w:pPr>
+      <w:r>
+        <w:rPr>
+          <w:lang w:val="en-US"/>
+        </w:rPr>
+        <w:t>We can see the result in the browser:</w:t>
+      </w:r>
+    </w:p>
+    <w:p>
+      <w:pPr>
+        <w:jc w:val="both"/>
+        <w:rPr>
+          <w:lang w:val="en-US"/>
+        </w:rPr>
+      </w:pPr>
+      <w:r>
+        <w:rPr>
+          <w:noProof/>
+          <w:lang w:val="en-US"/>
+        </w:rPr>
+        <w:drawing>
+          <wp:inline distT="0" distB="0" distL="0" distR="0" wp14:anchorId="358D37AC" wp14:editId="059D7F14">
+            <wp:extent cx="5731510" cy="1021080"/>
+            <wp:effectExtent l="0" t="0" r="2540" b="7620"/>
+            <wp:docPr id="237034863" name="Picture 1"/>
+            <wp:cNvGraphicFramePr>
+              <a:graphicFrameLocks xmlns:a="http://schemas.openxmlformats.org/drawingml/2006/main" noChangeAspect="1"/>
+            </wp:cNvGraphicFramePr>
+            <a:graphic xmlns:a="http://schemas.openxmlformats.org/drawingml/2006/main">
+              <a:graphicData uri="http://schemas.openxmlformats.org/drawingml/2006/picture">
+                <pic:pic xmlns:pic="http://schemas.openxmlformats.org/drawingml/2006/picture">
+                  <pic:nvPicPr>
+                    <pic:cNvPr id="237034863" name=""/>
+                    <pic:cNvPicPr/>
+                  </pic:nvPicPr>
+                  <pic:blipFill>
+                    <a:blip r:embed="rId10"/>
+                    <a:stretch>
+                      <a:fillRect/>
+                    </a:stretch>
+                  </pic:blipFill>
+                  <pic:spPr>
+                    <a:xfrm>
+                      <a:off x="0" y="0"/>
+                      <a:ext cx="5731510" cy="1021080"/>
+                    </a:xfrm>
+                    <a:prstGeom prst="rect">
+                      <a:avLst/>
+                    </a:prstGeom>
+                  </pic:spPr>
+                </pic:pic>
+              </a:graphicData>
+            </a:graphic>
+          </wp:inline>
+        </w:drawing>
+      </w:r>
+    </w:p>
+    <w:p>
+      <w:pPr>
+        <w:ind w:left="720"/>
+        <w:rPr>
+          <w:lang w:val="en-US"/>
+        </w:rPr>
+      </w:pPr>
     </w:p>
     <w:sectPr>
       <w:pgSz w:w="11906" w:h="16838"/>
@@ -2483,6 +2400,7 @@
   <w:style w:type="character" w:default="1" w:styleId="DefaultParagraphFont">
     <w:name w:val="Default Paragraph Font"/>
     <w:uiPriority w:val="1"/>
+    <w:semiHidden/>
     <w:unhideWhenUsed/>
   </w:style>
   <w:style w:type="table" w:default="1" w:styleId="TableNormal">
